--- a/docs/templates/samples/piisa-filler/piisa-sample.docx
+++ b/docs/templates/samples/piisa-filler/piisa-sample.docx
@@ -4097,6 +4097,50 @@
           </w:p>
           <w:p>
             <w:pPr>
+              <w:spacing w:before="60" w:after="60" w:line="240" w:lineRule="auto"/>
+            </w:pPr>
+            <w:r>
+              <w:rPr>
+                <w:noProof/>
+              </w:rPr>
+              <w:drawing>
+                <wp:inline distT="0" distB="0" distL="0" distR="0">
+                  <wp:extent cx="1980000" cy="605000"/>
+                  <wp:docPr id="3360001" name="Signature 1" descr="Signature 1"/>
+                  <wp:cNvGraphicFramePr>
+                    <a:graphicFrameLocks xmlns:a="http://schemas.openxmlformats.org/drawingml/2006/main" noChangeAspect="1"/>
+                  </wp:cNvGraphicFramePr>
+                  <a:graphic xmlns:a="http://schemas.openxmlformats.org/drawingml/2006/main">
+                    <a:graphicData uri="http://schemas.openxmlformats.org/drawingml/2006/picture">
+                      <pic:pic xmlns:pic="http://schemas.openxmlformats.org/drawingml/2006/picture">
+                        <pic:nvPicPr>
+                          <pic:cNvPr id="3360001" name="Signature 1"/>
+                          <pic:cNvPicPr/>
+                        </pic:nvPicPr>
+                        <pic:blipFill>
+                          <a:blip r:embed="rIdHivSignature1"/>
+                          <a:stretch>
+                            <a:fillRect/>
+                          </a:stretch>
+                        </pic:blipFill>
+                        <pic:spPr>
+                          <a:xfrm>
+                            <a:off x="0" y="0"/>
+                            <a:ext cx="1980000" cy="605000"/>
+                          </a:xfrm>
+                          <a:prstGeom prst="rect">
+                            <a:avLst/>
+                          </a:prstGeom>
+                        </pic:spPr>
+                      </pic:pic>
+                    </a:graphicData>
+                  </a:graphic>
+                </wp:inline>
+              </w:drawing>
+            </w:r>
+          </w:p>
+          <w:p>
+            <w:pPr>
               <w:pStyle w:val="HandwrittenSignature"/>
               <w:rPr>
                 <w:lang w:val="en-GB"/>
@@ -4123,7 +4167,7 @@
               <w:rPr>
                 <w:noProof/>
               </w:rPr>
-              <w:t xml:space="preserve">Daniel Moore (signed electronically on 12/11/2026)</w:t>
+              <w:t xml:space="preserve">Signed in Mitti on 12/11/2026</w:t>
             </w:r>
             <w:r>
               <w:fldChar w:fldCharType="end"/>
